--- a/Documentación PY1.docx
+++ b/Documentación PY1.docx
@@ -127,28 +127,7 @@
           <w:sz w:val="36"/>
           <w:szCs w:val="36"/>
         </w:rPr>
-        <w:t>6600</w:t>
-      </w:r>
-      <w:r>
-        <w:rPr>
-          <w:sz w:val="36"/>
-          <w:szCs w:val="36"/>
-        </w:rPr>
-        <w:t xml:space="preserve"> – </w:t>
-      </w:r>
-      <w:r>
-        <w:rPr>
-          <w:sz w:val="36"/>
-          <w:szCs w:val="36"/>
-        </w:rPr>
-        <w:t>Principios de Sistemas Operativos</w:t>
-      </w:r>
-      <w:r>
-        <w:rPr>
-          <w:sz w:val="36"/>
-          <w:szCs w:val="36"/>
-        </w:rPr>
-        <w:t xml:space="preserve"> </w:t>
+        <w:t xml:space="preserve">6600 – Principios de Sistemas Operativos </w:t>
       </w:r>
     </w:p>
     <w:p>
@@ -439,7 +418,142 @@
       </w:r>
     </w:p>
     <w:p/>
-    <w:p/>
+    <w:p>
+      <w:pPr>
+        <w:spacing w:line="360" w:lineRule="auto"/>
+        <w:ind w:firstLine="708"/>
+      </w:pPr>
+      <w:r>
+        <w:t>E</w:t>
+      </w:r>
+      <w:r>
+        <w:t>l diseño del Sistema O</w:t>
+      </w:r>
+      <w:r>
+        <w:t>perativo</w:t>
+      </w:r>
+      <w:r>
+        <w:t xml:space="preserve"> se separó por responsabilidad</w:t>
+      </w:r>
+      <w:r>
+        <w:t>. E</w:t>
+      </w:r>
+      <w:r>
+        <w:t xml:space="preserve">n el paquete de Principios, está </w:t>
+      </w:r>
+      <w:r>
+        <w:t xml:space="preserve">la interfaz gráfica, que a la vez esta </w:t>
+      </w:r>
+      <w:r>
+        <w:t>funge la responsabilidad del despachador, y realiza los cambios de contexto.</w:t>
+      </w:r>
+    </w:p>
+    <w:p>
+      <w:pPr>
+        <w:spacing w:line="360" w:lineRule="auto"/>
+        <w:ind w:firstLine="708"/>
+      </w:pPr>
+      <w:r>
+        <w:t>En el paquete de núcleo, están las clases que realizan todo lo relacionado a la ejecución de instrucciones, registros, manejo del BCP y</w:t>
+      </w:r>
+      <w:r>
+        <w:t xml:space="preserve"> las interrupciones</w:t>
+      </w:r>
+      <w:r>
+        <w:t>, que se comunica con Principal</w:t>
+      </w:r>
+      <w:r>
+        <w:t xml:space="preserve"> </w:t>
+      </w:r>
+      <w:r>
+        <w:t xml:space="preserve">para mostrar lo pertinente a esta en GUI. </w:t>
+      </w:r>
+    </w:p>
+    <w:p>
+      <w:pPr>
+        <w:spacing w:line="360" w:lineRule="auto"/>
+        <w:ind w:firstLine="708"/>
+      </w:pPr>
+      <w:r>
+        <w:t>Memoria maneja todo lo respecto a las posiciones en memoria, sus valores, y la división en zonas (</w:t>
+      </w:r>
+      <w:proofErr w:type="spellStart"/>
+      <w:r>
+        <w:t>Kernel</w:t>
+      </w:r>
+      <w:proofErr w:type="spellEnd"/>
+      <w:r>
+        <w:t xml:space="preserve"> o Usuario)</w:t>
+      </w:r>
+      <w:r>
+        <w:t>.</w:t>
+      </w:r>
+    </w:p>
+    <w:p>
+      <w:pPr>
+        <w:spacing w:line="360" w:lineRule="auto"/>
+        <w:ind w:firstLine="708"/>
+      </w:pPr>
+      <w:r>
+        <w:t xml:space="preserve">Disco </w:t>
+      </w:r>
+      <w:r>
+        <w:t xml:space="preserve">hace las mismas responsabilidades </w:t>
+      </w:r>
+      <w:r>
+        <w:t>que Memoria, pero con respecto al Disco</w:t>
+      </w:r>
+    </w:p>
+    <w:p>
+      <w:pPr>
+        <w:spacing w:line="360" w:lineRule="auto"/>
+        <w:ind w:firstLine="708"/>
+      </w:pPr>
+      <w:proofErr w:type="spellStart"/>
+      <w:r>
+        <w:t>Estadisticas</w:t>
+      </w:r>
+      <w:proofErr w:type="spellEnd"/>
+      <w:r>
+        <w:t xml:space="preserve"> se realizó para manejar la información necesaria para mostrar las estadísticas.</w:t>
+      </w:r>
+    </w:p>
+    <w:p>
+      <w:pPr>
+        <w:spacing w:line="360" w:lineRule="auto"/>
+        <w:ind w:firstLine="708"/>
+      </w:pPr>
+      <w:r>
+        <w:t xml:space="preserve">Por </w:t>
+      </w:r>
+      <w:r>
+        <w:t>último</w:t>
+      </w:r>
+      <w:r>
+        <w:t xml:space="preserve">, el validador realiza las validaciones </w:t>
+      </w:r>
+      <w:r>
+        <w:t>a los archivos cargador, que su sintaxis</w:t>
+      </w:r>
+      <w:r>
+        <w:t xml:space="preserve"> </w:t>
+      </w:r>
+      <w:r>
+        <w:t>esté correcto.</w:t>
+      </w:r>
+    </w:p>
+    <w:p>
+      <w:pPr>
+        <w:spacing w:line="360" w:lineRule="auto"/>
+        <w:ind w:firstLine="708"/>
+      </w:pPr>
+      <w:r>
+        <w:t>Entre ellas se conectan con Principios para mandarle la información necesaria para mostrar toda la información</w:t>
+      </w:r>
+      <w:r>
+        <w:t>, y que el despachador pueda hacer su trabajo.</w:t>
+      </w:r>
+    </w:p>
     <w:sectPr>
       <w:pgSz w:w="12240" w:h="15840"/>
       <w:pgMar w:top="1417" w:right="1701" w:bottom="1417" w:left="1701" w:header="708" w:footer="708" w:gutter="0"/>
@@ -1104,6 +1218,7 @@
   <w:style w:type="character" w:default="1" w:styleId="Fuentedeprrafopredeter">
     <w:name w:val="Default Paragraph Font"/>
     <w:uiPriority w:val="1"/>
+    <w:semiHidden/>
     <w:unhideWhenUsed/>
   </w:style>
   <w:style w:type="table" w:default="1" w:styleId="Tablanormal">
